--- a/TwinStickShooter/GDD.docx
+++ b/TwinStickShooter/GDD.docx
@@ -166,7 +166,7 @@
         </w:numPr>
       </w:pPr>
       <w:r>
-        <w:t>Twin Stick on controller1</w:t>
+        <w:t>Twin Stick on controller</w:t>
       </w:r>
     </w:p>
     <w:p>
@@ -280,12 +280,15 @@
         <w:pStyle w:val="Heading1"/>
       </w:pPr>
       <w:r>
-        <w:t>Monetization</w:t>
-      </w:r>
-    </w:p>
-    <w:p>
-      <w:r>
-        <w:t>The game will be deployed on Steam targeting PC players  as this provides a low basrrier to entry as well as a large audience.</w:t>
+        <w:t>Platforms and Monetization</w:t>
+      </w:r>
+    </w:p>
+    <w:p>
+      <w:r>
+        <w:t>The game will be deployed on Steam targeting PC players  as this provides a low barrier to entry as well as a large audience.</w:t>
+      </w:r>
+      <w:r>
+        <w:t xml:space="preserve"> As a simple game it will be priced at £4.99.</w:t>
       </w:r>
     </w:p>
     <w:sectPr>
